--- a/Lab/01-S2-2025-SEDQ/salida/grafico_circular_bienes_v1_1.docx
+++ b/Lab/01-S2-2025-SEDQ/salida/grafico_circular_bienes_v1_1.docx
@@ -53,7 +53,7 @@
         <w:br/>
       </w:r>
       <w:r>
-        <w:t xml:space="preserve">Se realizó un(a) investigación a un grupo de miembros de un(a) compañía sobre el tipo de posesiones que poseen. Los estadísticas se presentan en la gráfica.</w:t>
+        <w:t xml:space="preserve">Se realizó un(a) estudio a un grupo de miembros de un(a) corporación sobre el tipo de activos que poseen. Los resultados se presentan en la gráfica.</w:t>
       </w:r>
     </w:p>
     <w:p>
@@ -66,7 +66,7 @@
       <w:r>
         <w:drawing>
           <wp:inline>
-            <wp:extent cx="3733800" cy="3516937"/>
+            <wp:extent cx="3733800" cy="3057543"/>
             <wp:effectExtent b="0" l="0" r="0" t="0"/>
             <wp:docPr descr="image" title="" id="21" name="Picture"/>
             <a:graphic>
@@ -87,7 +87,7 @@
                   <pic:spPr bwMode="auto">
                     <a:xfrm>
                       <a:off x="0" y="0"/>
-                      <a:ext cx="3733800" cy="3516937"/>
+                      <a:ext cx="3733800" cy="3057543"/>
                     </a:xfrm>
                     <a:prstGeom prst="rect">
                       <a:avLst/>
@@ -114,7 +114,7 @@
         </w:numPr>
       </w:pPr>
       <w:r>
-        <w:t xml:space="preserve">Si 216 miembros de la compañía poseen coche y departamento, ¿cuántas personas poseen solo departamento?</w:t>
+        <w:t xml:space="preserve">Si 144 miembros de la corporación poseen vehículo y departamento, ¿cuántas personas poseen solo departamento?</w:t>
       </w:r>
     </w:p>
     <w:p>
@@ -125,7 +125,7 @@
         </w:numPr>
       </w:pPr>
       <w:r>
-        <w:t xml:space="preserve">206</w:t>
+        <w:t xml:space="preserve">118</w:t>
       </w:r>
     </w:p>
     <w:p>
@@ -136,7 +136,7 @@
         </w:numPr>
       </w:pPr>
       <w:r>
-        <w:t xml:space="preserve">54</w:t>
+        <w:t xml:space="preserve">137</w:t>
       </w:r>
     </w:p>
     <w:p>
@@ -147,7 +147,7 @@
         </w:numPr>
       </w:pPr>
       <w:r>
-        <w:t xml:space="preserve">216</w:t>
+        <w:t xml:space="preserve">144</w:t>
       </w:r>
     </w:p>
     <w:p>
@@ -158,7 +158,7 @@
         </w:numPr>
       </w:pPr>
       <w:r>
-        <w:t xml:space="preserve">146</w:t>
+        <w:t xml:space="preserve">36</w:t>
       </w:r>
     </w:p>
     <w:p>
@@ -204,7 +204,7 @@
         </w:numPr>
       </w:pPr>
       <w:r>
-        <w:t xml:space="preserve">Sabemos que 216 miembros poseen coche y departamento.</w:t>
+        <w:t xml:space="preserve">Sabemos que 144 miembros poseen vehículo y departamento.</w:t>
       </w:r>
     </w:p>
     <w:p>
@@ -215,7 +215,7 @@
         </w:numPr>
       </w:pPr>
       <w:r>
-        <w:t xml:space="preserve">Según el gráfico circular, este grupo representa el 31% del total.</w:t>
+        <w:t xml:space="preserve">Según el gráfico circular, este grupo representa el 22% del total.</w:t>
       </w:r>
     </w:p>
     <w:p>
@@ -226,7 +226,7 @@
         </w:numPr>
       </w:pPr>
       <w:r>
-        <w:t xml:space="preserve">También observamos en el gráfico que las personas que poseen solo departamento representan el 21% del total.</w:t>
+        <w:t xml:space="preserve">También observamos en el gráfico que las personas que poseen solo departamento representan el 18% del total.</w:t>
       </w:r>
     </w:p>
     <w:p>
@@ -251,18 +251,18 @@
         </w:numPr>
       </w:pPr>
       <w:r>
-        <w:t xml:space="preserve">Para encontrar el total de miembros en la compañía, utilizamos la siguiente relación de proporcionalidad:</w:t>
-      </w:r>
-    </w:p>
-    <w:p>
-      <w:pPr>
-        <w:numPr>
-          <w:ilvl w:val="0"/>
-          <w:numId w:val="1000"/>
-        </w:numPr>
-      </w:pPr>
-      <w:r>
-        <w:t xml:space="preserve">Si 31% del total = 216 miembros</w:t>
+        <w:t xml:space="preserve">Para encontrar el total de miembros en la corporación, utilizamos la siguiente relación de proporcionalidad:</w:t>
+      </w:r>
+    </w:p>
+    <w:p>
+      <w:pPr>
+        <w:numPr>
+          <w:ilvl w:val="0"/>
+          <w:numId w:val="1000"/>
+        </w:numPr>
+      </w:pPr>
+      <w:r>
+        <w:t xml:space="preserve">Si 22% del total = 144 miembros</w:t>
       </w:r>
       <w:r>
         <w:t xml:space="preserve"> </w:t>
@@ -285,30 +285,30 @@
         <w:t xml:space="preserve"> </w:t>
       </w:r>
       <w:r>
-        <w:t xml:space="preserve">* X = (216 × 100%) ÷ 31%</w:t>
+        <w:t xml:space="preserve">* X = (144 × 100%) ÷ 22%</w:t>
       </w:r>
       <w:r>
         <w:t xml:space="preserve"> </w:t>
       </w:r>
       <w:r>
-        <w:t xml:space="preserve">* X = 21600 ÷ 31</w:t>
+        <w:t xml:space="preserve">* X = 14400 ÷ 22</w:t>
       </w:r>
       <w:r>
         <w:t xml:space="preserve"> </w:t>
       </w:r>
       <w:r>
-        <w:t xml:space="preserve">* X = 697 miembros</w:t>
-      </w:r>
-    </w:p>
-    <w:p>
-      <w:pPr>
-        <w:numPr>
-          <w:ilvl w:val="0"/>
-          <w:numId w:val="1000"/>
-        </w:numPr>
-      </w:pPr>
-      <w:r>
-        <w:t xml:space="preserve">Por lo tanto, el total de miembros en la compañía es 697.</w:t>
+        <w:t xml:space="preserve">* X = 655 miembros</w:t>
+      </w:r>
+    </w:p>
+    <w:p>
+      <w:pPr>
+        <w:numPr>
+          <w:ilvl w:val="0"/>
+          <w:numId w:val="1000"/>
+        </w:numPr>
+      </w:pPr>
+      <w:r>
+        <w:t xml:space="preserve">Por lo tanto, el total de miembros en la corporación es 655.</w:t>
       </w:r>
     </w:p>
     <w:p>
@@ -344,13 +344,13 @@
         </w:numPr>
       </w:pPr>
       <w:r>
-        <w:t xml:space="preserve">Si 100% del total = 697 miembros</w:t>
+        <w:t xml:space="preserve">Si 100% del total = 655 miembros</w:t>
       </w:r>
       <w:r>
         <w:t xml:space="preserve"> </w:t>
       </w:r>
       <w:r>
-        <w:t xml:space="preserve">Entonces 21% del total = Y miembros</w:t>
+        <w:t xml:space="preserve">Entonces 18% del total = Y miembros</w:t>
       </w:r>
     </w:p>
     <w:p>
@@ -367,25 +367,25 @@
         <w:t xml:space="preserve"> </w:t>
       </w:r>
       <w:r>
-        <w:t xml:space="preserve">* Y = (21% × 697) ÷ 100%</w:t>
+        <w:t xml:space="preserve">* Y = (18% × 655) ÷ 100%</w:t>
       </w:r>
       <w:r>
         <w:t xml:space="preserve"> </w:t>
       </w:r>
       <w:r>
-        <w:t xml:space="preserve">* Y = (21 × 697) ÷ 100</w:t>
+        <w:t xml:space="preserve">* Y = (18 × 655) ÷ 100</w:t>
       </w:r>
       <w:r>
         <w:t xml:space="preserve"> </w:t>
       </w:r>
       <w:r>
-        <w:t xml:space="preserve">* Y = 146.37</w:t>
+        <w:t xml:space="preserve">* Y = 117.9</w:t>
       </w:r>
       <w:r>
         <w:t xml:space="preserve"> </w:t>
       </w:r>
       <w:r>
-        <w:t xml:space="preserve">* Y = 146 miembros</w:t>
+        <w:t xml:space="preserve">* Y = 118 miembros</w:t>
       </w:r>
     </w:p>
     <w:p>
@@ -421,7 +421,7 @@
         </w:numPr>
       </w:pPr>
       <w:r>
-        <w:t xml:space="preserve">coche y departamento: 216 miembros (31% del total)</w:t>
+        <w:t xml:space="preserve">vehículo y departamento: 144 miembros (22% del total)</w:t>
       </w:r>
     </w:p>
     <w:p>
@@ -432,7 +432,7 @@
         </w:numPr>
       </w:pPr>
       <w:r>
-        <w:t xml:space="preserve">Solo departamento: 146 miembros (21% del total)</w:t>
+        <w:t xml:space="preserve">Solo departamento: 118 miembros (18% del total)</w:t>
       </w:r>
     </w:p>
     <w:p>
@@ -443,7 +443,7 @@
         </w:numPr>
       </w:pPr>
       <w:r>
-        <w:t xml:space="preserve">Solo vivienda: 202 miembros (29% del total)</w:t>
+        <w:t xml:space="preserve">Solo casa: 177 miembros (27% del total)</w:t>
       </w:r>
     </w:p>
     <w:p>
@@ -454,7 +454,7 @@
         </w:numPr>
       </w:pPr>
       <w:r>
-        <w:t xml:space="preserve">Solo coche: 56 miembros (8% del total)</w:t>
+        <w:t xml:space="preserve">Solo vehículo: 59 miembros (9% del total)</w:t>
       </w:r>
     </w:p>
     <w:p>
@@ -465,18 +465,18 @@
         </w:numPr>
       </w:pPr>
       <w:r>
-        <w:t xml:space="preserve">coche y vivienda: 77 miembros (11% del total)</w:t>
-      </w:r>
-    </w:p>
-    <w:p>
-      <w:pPr>
-        <w:numPr>
-          <w:ilvl w:val="0"/>
-          <w:numId w:val="1000"/>
-        </w:numPr>
-      </w:pPr>
-      <w:r>
-        <w:t xml:space="preserve">La suma de todas estas categorías es 697 miembros, que coincide con nuestro total calculado de 697 miembros.</w:t>
+        <w:t xml:space="preserve">vehículo y casa: 157 miembros (24% del total)</w:t>
+      </w:r>
+    </w:p>
+    <w:p>
+      <w:pPr>
+        <w:numPr>
+          <w:ilvl w:val="0"/>
+          <w:numId w:val="1000"/>
+        </w:numPr>
+      </w:pPr>
+      <w:r>
+        <w:t xml:space="preserve">La suma de todas estas categorías es 655 miembros, que coincide con nuestro total calculado de 655 miembros.</w:t>
       </w:r>
     </w:p>
     <w:p>
@@ -501,7 +501,7 @@
         </w:numPr>
       </w:pPr>
       <w:r>
-        <w:t xml:space="preserve">Por lo tanto, 146 miembros de la compañía poseen solo departamento.</w:t>
+        <w:t xml:space="preserve">Por lo tanto, 118 miembros de la corporación poseen solo departamento.</w:t>
       </w:r>
     </w:p>
     <w:p>
@@ -512,6 +512,17 @@
         </w:numPr>
       </w:pPr>
       <w:r>
+        <w:t xml:space="preserve">Verdadero</w:t>
+      </w:r>
+    </w:p>
+    <w:p>
+      <w:pPr>
+        <w:numPr>
+          <w:ilvl w:val="1"/>
+          <w:numId w:val="1005"/>
+        </w:numPr>
+      </w:pPr>
+      <w:r>
         <w:t xml:space="preserve">Falso</w:t>
       </w:r>
     </w:p>
@@ -535,17 +546,6 @@
       </w:pPr>
       <w:r>
         <w:t xml:space="preserve">Falso</w:t>
-      </w:r>
-    </w:p>
-    <w:p>
-      <w:pPr>
-        <w:numPr>
-          <w:ilvl w:val="1"/>
-          <w:numId w:val="1005"/>
-        </w:numPr>
-      </w:pPr>
-      <w:r>
-        <w:t xml:space="preserve">Verdadero</w:t>
       </w:r>
     </w:p>
     <w:p>
@@ -566,7 +566,7 @@
         <w:br/>
       </w:r>
       <w:r>
-        <w:t xml:space="preserve">Se realizó un(a) consulta a un grupo de miembros de un(a) compañía sobre el tipo de patrimonios que poseen. Los datos se presentan en la gráfica.</w:t>
+        <w:t xml:space="preserve">Se realizó un(a) encuesta a un grupo de miembros de un(a) entidad sobre el tipo de posesiones que poseen. Los resultados se presentan en la gráfica.</w:t>
       </w:r>
     </w:p>
     <w:p>
@@ -579,7 +579,7 @@
       <w:r>
         <w:drawing>
           <wp:inline>
-            <wp:extent cx="3733800" cy="3516937"/>
+            <wp:extent cx="3733800" cy="3244622"/>
             <wp:effectExtent b="0" l="0" r="0" t="0"/>
             <wp:docPr descr="image" title="" id="29" name="Picture"/>
             <a:graphic>
@@ -600,7 +600,7 @@
                   <pic:spPr bwMode="auto">
                     <a:xfrm>
                       <a:off x="0" y="0"/>
-                      <a:ext cx="3733800" cy="3516937"/>
+                      <a:ext cx="3733800" cy="3244622"/>
                     </a:xfrm>
                     <a:prstGeom prst="rect">
                       <a:avLst/>
@@ -627,7 +627,7 @@
         </w:numPr>
       </w:pPr>
       <w:r>
-        <w:t xml:space="preserve">Si 121 miembros de la compañía poseen automóvil y flat, ¿cuántas personas poseen solo flat?</w:t>
+        <w:t xml:space="preserve">Si 97 miembros de la entidad poseen carro y flat, ¿cuántas personas poseen solo flat?</w:t>
       </w:r>
     </w:p>
     <w:p>
@@ -638,7 +638,7 @@
         </w:numPr>
       </w:pPr>
       <w:r>
-        <w:t xml:space="preserve">121</w:t>
+        <w:t xml:space="preserve">70</w:t>
       </w:r>
     </w:p>
     <w:p>
@@ -649,7 +649,7 @@
         </w:numPr>
       </w:pPr>
       <w:r>
-        <w:t xml:space="preserve">51</w:t>
+        <w:t xml:space="preserve">96</w:t>
       </w:r>
     </w:p>
     <w:p>
@@ -660,7 +660,7 @@
         </w:numPr>
       </w:pPr>
       <w:r>
-        <w:t xml:space="preserve">120</w:t>
+        <w:t xml:space="preserve">24</w:t>
       </w:r>
     </w:p>
     <w:p>
@@ -671,7 +671,7 @@
         </w:numPr>
       </w:pPr>
       <w:r>
-        <w:t xml:space="preserve">30</w:t>
+        <w:t xml:space="preserve">97</w:t>
       </w:r>
     </w:p>
     <w:p>
@@ -717,7 +717,7 @@
         </w:numPr>
       </w:pPr>
       <w:r>
-        <w:t xml:space="preserve">Sabemos que 121 miembros poseen automóvil y flat.</w:t>
+        <w:t xml:space="preserve">Sabemos que 97 miembros poseen carro y flat.</w:t>
       </w:r>
     </w:p>
     <w:p>
@@ -728,7 +728,7 @@
         </w:numPr>
       </w:pPr>
       <w:r>
-        <w:t xml:space="preserve">Según el gráfico circular, este grupo representa el 35% del total.</w:t>
+        <w:t xml:space="preserve">Según el gráfico circular, este grupo representa el 26% del total.</w:t>
       </w:r>
     </w:p>
     <w:p>
@@ -739,7 +739,7 @@
         </w:numPr>
       </w:pPr>
       <w:r>
-        <w:t xml:space="preserve">También observamos en el gráfico que las personas que poseen solo flat representan el 15% del total.</w:t>
+        <w:t xml:space="preserve">También observamos en el gráfico que las personas que poseen solo flat representan el 19% del total.</w:t>
       </w:r>
     </w:p>
     <w:p>
@@ -764,18 +764,18 @@
         </w:numPr>
       </w:pPr>
       <w:r>
-        <w:t xml:space="preserve">Para encontrar el total de miembros en la compañía, utilizamos la siguiente relación de proporcionalidad:</w:t>
-      </w:r>
-    </w:p>
-    <w:p>
-      <w:pPr>
-        <w:numPr>
-          <w:ilvl w:val="0"/>
-          <w:numId w:val="1000"/>
-        </w:numPr>
-      </w:pPr>
-      <w:r>
-        <w:t xml:space="preserve">Si 35% del total = 121 miembros</w:t>
+        <w:t xml:space="preserve">Para encontrar el total de miembros en la entidad, utilizamos la siguiente relación de proporcionalidad:</w:t>
+      </w:r>
+    </w:p>
+    <w:p>
+      <w:pPr>
+        <w:numPr>
+          <w:ilvl w:val="0"/>
+          <w:numId w:val="1000"/>
+        </w:numPr>
+      </w:pPr>
+      <w:r>
+        <w:t xml:space="preserve">Si 26% del total = 97 miembros</w:t>
       </w:r>
       <w:r>
         <w:t xml:space="preserve"> </w:t>
@@ -798,30 +798,30 @@
         <w:t xml:space="preserve"> </w:t>
       </w:r>
       <w:r>
-        <w:t xml:space="preserve">* X = (121 × 100%) ÷ 35%</w:t>
+        <w:t xml:space="preserve">* X = (97 × 100%) ÷ 26%</w:t>
       </w:r>
       <w:r>
         <w:t xml:space="preserve"> </w:t>
       </w:r>
       <w:r>
-        <w:t xml:space="preserve">* X = 12100 ÷ 35</w:t>
+        <w:t xml:space="preserve">* X = 9700 ÷ 26</w:t>
       </w:r>
       <w:r>
         <w:t xml:space="preserve"> </w:t>
       </w:r>
       <w:r>
-        <w:t xml:space="preserve">* X = 343 miembros</w:t>
-      </w:r>
-    </w:p>
-    <w:p>
-      <w:pPr>
-        <w:numPr>
-          <w:ilvl w:val="0"/>
-          <w:numId w:val="1000"/>
-        </w:numPr>
-      </w:pPr>
-      <w:r>
-        <w:t xml:space="preserve">Por lo tanto, el total de miembros en la compañía es 343.</w:t>
+        <w:t xml:space="preserve">* X = 369 miembros</w:t>
+      </w:r>
+    </w:p>
+    <w:p>
+      <w:pPr>
+        <w:numPr>
+          <w:ilvl w:val="0"/>
+          <w:numId w:val="1000"/>
+        </w:numPr>
+      </w:pPr>
+      <w:r>
+        <w:t xml:space="preserve">Por lo tanto, el total de miembros en la entidad es 369.</w:t>
       </w:r>
     </w:p>
     <w:p>
@@ -857,13 +857,13 @@
         </w:numPr>
       </w:pPr>
       <w:r>
-        <w:t xml:space="preserve">Si 100% del total = 343 miembros</w:t>
+        <w:t xml:space="preserve">Si 100% del total = 369 miembros</w:t>
       </w:r>
       <w:r>
         <w:t xml:space="preserve"> </w:t>
       </w:r>
       <w:r>
-        <w:t xml:space="preserve">Entonces 15% del total = Y miembros</w:t>
+        <w:t xml:space="preserve">Entonces 19% del total = Y miembros</w:t>
       </w:r>
     </w:p>
     <w:p>
@@ -880,25 +880,25 @@
         <w:t xml:space="preserve"> </w:t>
       </w:r>
       <w:r>
-        <w:t xml:space="preserve">* Y = (15% × 343) ÷ 100%</w:t>
+        <w:t xml:space="preserve">* Y = (19% × 369) ÷ 100%</w:t>
       </w:r>
       <w:r>
         <w:t xml:space="preserve"> </w:t>
       </w:r>
       <w:r>
-        <w:t xml:space="preserve">* Y = (15 × 343) ÷ 100</w:t>
+        <w:t xml:space="preserve">* Y = (19 × 369) ÷ 100</w:t>
       </w:r>
       <w:r>
         <w:t xml:space="preserve"> </w:t>
       </w:r>
       <w:r>
-        <w:t xml:space="preserve">* Y = 51.45</w:t>
+        <w:t xml:space="preserve">* Y = 70.11</w:t>
       </w:r>
       <w:r>
         <w:t xml:space="preserve"> </w:t>
       </w:r>
       <w:r>
-        <w:t xml:space="preserve">* Y = 51 miembros</w:t>
+        <w:t xml:space="preserve">* Y = 70 miembros</w:t>
       </w:r>
     </w:p>
     <w:p>
@@ -934,7 +934,7 @@
         </w:numPr>
       </w:pPr>
       <w:r>
-        <w:t xml:space="preserve">automóvil y flat: 121 miembros (35% del total)</w:t>
+        <w:t xml:space="preserve">carro y flat: 97 miembros (26% del total)</w:t>
       </w:r>
     </w:p>
     <w:p>
@@ -945,7 +945,7 @@
         </w:numPr>
       </w:pPr>
       <w:r>
-        <w:t xml:space="preserve">Solo flat: 51 miembros (15% del total)</w:t>
+        <w:t xml:space="preserve">Solo flat: 70 miembros (19% del total)</w:t>
       </w:r>
     </w:p>
     <w:p>
@@ -956,7 +956,7 @@
         </w:numPr>
       </w:pPr>
       <w:r>
-        <w:t xml:space="preserve">Solo casa: 110 miembros (32% del total)</w:t>
+        <w:t xml:space="preserve">Solo residencia: 125 miembros (34% del total)</w:t>
       </w:r>
     </w:p>
     <w:p>
@@ -967,7 +967,7 @@
         </w:numPr>
       </w:pPr>
       <w:r>
-        <w:t xml:space="preserve">Solo automóvil: 27 miembros (8% del total)</w:t>
+        <w:t xml:space="preserve">Solo carro: 18 miembros (5% del total)</w:t>
       </w:r>
     </w:p>
     <w:p>
@@ -978,18 +978,18 @@
         </w:numPr>
       </w:pPr>
       <w:r>
-        <w:t xml:space="preserve">automóvil y casa: 34 miembros (10% del total)</w:t>
-      </w:r>
-    </w:p>
-    <w:p>
-      <w:pPr>
-        <w:numPr>
-          <w:ilvl w:val="0"/>
-          <w:numId w:val="1000"/>
-        </w:numPr>
-      </w:pPr>
-      <w:r>
-        <w:t xml:space="preserve">La suma de todas estas categorías es 343 miembros, que coincide con nuestro total calculado de 343 miembros.</w:t>
+        <w:t xml:space="preserve">carro y residencia: 59 miembros (16% del total)</w:t>
+      </w:r>
+    </w:p>
+    <w:p>
+      <w:pPr>
+        <w:numPr>
+          <w:ilvl w:val="0"/>
+          <w:numId w:val="1000"/>
+        </w:numPr>
+      </w:pPr>
+      <w:r>
+        <w:t xml:space="preserve">La suma de todas estas categorías es 369 miembros, que coincide con nuestro total calculado de 369 miembros.</w:t>
       </w:r>
     </w:p>
     <w:p>
@@ -1014,7 +1014,7 @@
         </w:numPr>
       </w:pPr>
       <w:r>
-        <w:t xml:space="preserve">Por lo tanto, 51 miembros de la compañía poseen solo flat.</w:t>
+        <w:t xml:space="preserve">Por lo tanto, 70 miembros de la entidad poseen solo flat.</w:t>
       </w:r>
     </w:p>
     <w:p>
@@ -1025,18 +1025,18 @@
         </w:numPr>
       </w:pPr>
       <w:r>
+        <w:t xml:space="preserve">Verdadero</w:t>
+      </w:r>
+    </w:p>
+    <w:p>
+      <w:pPr>
+        <w:numPr>
+          <w:ilvl w:val="1"/>
+          <w:numId w:val="1009"/>
+        </w:numPr>
+      </w:pPr>
+      <w:r>
         <w:t xml:space="preserve">Falso</w:t>
-      </w:r>
-    </w:p>
-    <w:p>
-      <w:pPr>
-        <w:numPr>
-          <w:ilvl w:val="1"/>
-          <w:numId w:val="1009"/>
-        </w:numPr>
-      </w:pPr>
-      <w:r>
-        <w:t xml:space="preserve">Verdadero</w:t>
       </w:r>
     </w:p>
     <w:p>
@@ -1079,7 +1079,7 @@
         <w:br/>
       </w:r>
       <w:r>
-        <w:t xml:space="preserve">Se realizó un(a) sondeo a un grupo de miembros de un(a) organización sobre el tipo de bienes que poseen. Los información se presentan en la gráfica.</w:t>
+        <w:t xml:space="preserve">Se realizó un(a) investigación a un grupo de personas de un(a) grupo empresarial sobre el tipo de activos que poseen. Los datos se presentan en la gráfica.</w:t>
       </w:r>
     </w:p>
     <w:p>
@@ -1092,7 +1092,7 @@
       <w:r>
         <w:drawing>
           <wp:inline>
-            <wp:extent cx="3733800" cy="3516937"/>
+            <wp:extent cx="3733800" cy="3176681"/>
             <wp:effectExtent b="0" l="0" r="0" t="0"/>
             <wp:docPr descr="image" title="" id="37" name="Picture"/>
             <a:graphic>
@@ -1113,7 +1113,7 @@
                   <pic:spPr bwMode="auto">
                     <a:xfrm>
                       <a:off x="0" y="0"/>
-                      <a:ext cx="3733800" cy="3516937"/>
+                      <a:ext cx="3733800" cy="3176681"/>
                     </a:xfrm>
                     <a:prstGeom prst="rect">
                       <a:avLst/>
@@ -1140,7 +1140,7 @@
         </w:numPr>
       </w:pPr>
       <w:r>
-        <w:t xml:space="preserve">Si 72 miembros de la organización poseen vehículo y piso, ¿cuántas personas poseen solo piso?</w:t>
+        <w:t xml:space="preserve">Si 241 personas de la grupo empresarial poseen carro y flat, ¿cuántas personas poseen solo flat?</w:t>
       </w:r>
     </w:p>
     <w:p>
@@ -1151,7 +1151,7 @@
         </w:numPr>
       </w:pPr>
       <w:r>
-        <w:t xml:space="preserve">72</w:t>
+        <w:t xml:space="preserve">240</w:t>
       </w:r>
     </w:p>
     <w:p>
@@ -1162,7 +1162,7 @@
         </w:numPr>
       </w:pPr>
       <w:r>
-        <w:t xml:space="preserve">85</w:t>
+        <w:t xml:space="preserve">227</w:t>
       </w:r>
     </w:p>
     <w:p>
@@ -1173,7 +1173,7 @@
         </w:numPr>
       </w:pPr>
       <w:r>
-        <w:t xml:space="preserve">18</w:t>
+        <w:t xml:space="preserve">241</w:t>
       </w:r>
     </w:p>
     <w:p>
@@ -1230,7 +1230,7 @@
         </w:numPr>
       </w:pPr>
       <w:r>
-        <w:t xml:space="preserve">Sabemos que 72 miembros poseen vehículo y piso.</w:t>
+        <w:t xml:space="preserve">Sabemos que 241 personas poseen carro y flat.</w:t>
       </w:r>
     </w:p>
     <w:p>
@@ -1241,7 +1241,7 @@
         </w:numPr>
       </w:pPr>
       <w:r>
-        <w:t xml:space="preserve">Según el gráfico circular, este grupo representa el 21% del total.</w:t>
+        <w:t xml:space="preserve">Según el gráfico circular, este grupo representa el 19% del total.</w:t>
       </w:r>
     </w:p>
     <w:p>
@@ -1252,7 +1252,7 @@
         </w:numPr>
       </w:pPr>
       <w:r>
-        <w:t xml:space="preserve">También observamos en el gráfico que las personas que poseen solo piso representan el 21% del total.</w:t>
+        <w:t xml:space="preserve">También observamos en el gráfico que las personas que poseen solo flat representan el 18% del total.</w:t>
       </w:r>
     </w:p>
     <w:p>
@@ -1277,24 +1277,24 @@
         </w:numPr>
       </w:pPr>
       <w:r>
-        <w:t xml:space="preserve">Para encontrar el total de miembros en la organización, utilizamos la siguiente relación de proporcionalidad:</w:t>
-      </w:r>
-    </w:p>
-    <w:p>
-      <w:pPr>
-        <w:numPr>
-          <w:ilvl w:val="0"/>
-          <w:numId w:val="1000"/>
-        </w:numPr>
-      </w:pPr>
-      <w:r>
-        <w:t xml:space="preserve">Si 21% del total = 72 miembros</w:t>
+        <w:t xml:space="preserve">Para encontrar el total de personas en la grupo empresarial, utilizamos la siguiente relación de proporcionalidad:</w:t>
+      </w:r>
+    </w:p>
+    <w:p>
+      <w:pPr>
+        <w:numPr>
+          <w:ilvl w:val="0"/>
+          <w:numId w:val="1000"/>
+        </w:numPr>
+      </w:pPr>
+      <w:r>
+        <w:t xml:space="preserve">Si 19% del total = 241 personas</w:t>
       </w:r>
       <w:r>
         <w:t xml:space="preserve"> </w:t>
       </w:r>
       <w:r>
-        <w:t xml:space="preserve">Entonces 100% del total = X miembros</w:t>
+        <w:t xml:space="preserve">Entonces 100% del total = X personas</w:t>
       </w:r>
     </w:p>
     <w:p>
@@ -1311,30 +1311,30 @@
         <w:t xml:space="preserve"> </w:t>
       </w:r>
       <w:r>
-        <w:t xml:space="preserve">* X = (72 × 100%) ÷ 21%</w:t>
+        <w:t xml:space="preserve">* X = (241 × 100%) ÷ 19%</w:t>
       </w:r>
       <w:r>
         <w:t xml:space="preserve"> </w:t>
       </w:r>
       <w:r>
-        <w:t xml:space="preserve">* X = 7200 ÷ 21</w:t>
+        <w:t xml:space="preserve">* X = 24100 ÷ 19</w:t>
       </w:r>
       <w:r>
         <w:t xml:space="preserve"> </w:t>
       </w:r>
       <w:r>
-        <w:t xml:space="preserve">* X = 343 miembros</w:t>
-      </w:r>
-    </w:p>
-    <w:p>
-      <w:pPr>
-        <w:numPr>
-          <w:ilvl w:val="0"/>
-          <w:numId w:val="1000"/>
-        </w:numPr>
-      </w:pPr>
-      <w:r>
-        <w:t xml:space="preserve">Por lo tanto, el total de miembros en la organización es 343.</w:t>
+        <w:t xml:space="preserve">* X = 1263 personas</w:t>
+      </w:r>
+    </w:p>
+    <w:p>
+      <w:pPr>
+        <w:numPr>
+          <w:ilvl w:val="0"/>
+          <w:numId w:val="1000"/>
+        </w:numPr>
+      </w:pPr>
+      <w:r>
+        <w:t xml:space="preserve">Por lo tanto, el total de personas en la grupo empresarial es 1263.</w:t>
       </w:r>
     </w:p>
     <w:p>
@@ -1345,9 +1345,9 @@
           <w:numId w:val="1000"/>
         </w:numPr>
       </w:pPr>
-      <w:bookmarkStart w:id="41" w:name="Xd44af234851d5f846d87feebfef54b54759c3e0"/>
-      <w:r>
-        <w:t xml:space="preserve">Paso 3: Calcular el número de personas que poseen solo piso</w:t>
+      <w:bookmarkStart w:id="41" w:name="Xd5f2bd8866c50aa00ed540ec1dad5f7b0a4c47c"/>
+      <w:r>
+        <w:t xml:space="preserve">Paso 3: Calcular el número de personas que poseen solo flat</w:t>
       </w:r>
       <w:bookmarkEnd w:id="41"/>
     </w:p>
@@ -1359,24 +1359,24 @@
         </w:numPr>
       </w:pPr>
       <w:r>
-        <w:t xml:space="preserve">Una vez conocido el total, podemos calcular cuántas personas poseen solo piso utilizando el porcentaje correspondiente del gráfico circular:</w:t>
-      </w:r>
-    </w:p>
-    <w:p>
-      <w:pPr>
-        <w:numPr>
-          <w:ilvl w:val="0"/>
-          <w:numId w:val="1000"/>
-        </w:numPr>
-      </w:pPr>
-      <w:r>
-        <w:t xml:space="preserve">Si 100% del total = 343 miembros</w:t>
+        <w:t xml:space="preserve">Una vez conocido el total, podemos calcular cuántas personas poseen solo flat utilizando el porcentaje correspondiente del gráfico circular:</w:t>
+      </w:r>
+    </w:p>
+    <w:p>
+      <w:pPr>
+        <w:numPr>
+          <w:ilvl w:val="0"/>
+          <w:numId w:val="1000"/>
+        </w:numPr>
+      </w:pPr>
+      <w:r>
+        <w:t xml:space="preserve">Si 100% del total = 1263 personas</w:t>
       </w:r>
       <w:r>
         <w:t xml:space="preserve"> </w:t>
       </w:r>
       <w:r>
-        <w:t xml:space="preserve">Entonces 21% del total = Y miembros</w:t>
+        <w:t xml:space="preserve">Entonces 18% del total = Y personas</w:t>
       </w:r>
     </w:p>
     <w:p>
@@ -1393,25 +1393,25 @@
         <w:t xml:space="preserve"> </w:t>
       </w:r>
       <w:r>
-        <w:t xml:space="preserve">* Y = (21% × 343) ÷ 100%</w:t>
+        <w:t xml:space="preserve">* Y = (18% × 1263) ÷ 100%</w:t>
       </w:r>
       <w:r>
         <w:t xml:space="preserve"> </w:t>
       </w:r>
       <w:r>
-        <w:t xml:space="preserve">* Y = (21 × 343) ÷ 100</w:t>
+        <w:t xml:space="preserve">* Y = (18 × 1263) ÷ 100</w:t>
       </w:r>
       <w:r>
         <w:t xml:space="preserve"> </w:t>
       </w:r>
       <w:r>
-        <w:t xml:space="preserve">* Y = 72.03</w:t>
+        <w:t xml:space="preserve">* Y = 227.34</w:t>
       </w:r>
       <w:r>
         <w:t xml:space="preserve"> </w:t>
       </w:r>
       <w:r>
-        <w:t xml:space="preserve">* Y = 72 miembros</w:t>
+        <w:t xml:space="preserve">* Y = 227 personas</w:t>
       </w:r>
     </w:p>
     <w:p>
@@ -1447,7 +1447,7 @@
         </w:numPr>
       </w:pPr>
       <w:r>
-        <w:t xml:space="preserve">vehículo y piso: 72 miembros (21% del total)</w:t>
+        <w:t xml:space="preserve">carro y flat: 241 personas (19% del total)</w:t>
       </w:r>
     </w:p>
     <w:p>
@@ -1458,7 +1458,7 @@
         </w:numPr>
       </w:pPr>
       <w:r>
-        <w:t xml:space="preserve">Solo piso: 72 miembros (21% del total)</w:t>
+        <w:t xml:space="preserve">Solo flat: 227 personas (18% del total)</w:t>
       </w:r>
     </w:p>
     <w:p>
@@ -1469,7 +1469,7 @@
         </w:numPr>
       </w:pPr>
       <w:r>
-        <w:t xml:space="preserve">Solo hogar: 127 miembros (37% del total)</w:t>
+        <w:t xml:space="preserve">Solo domicilio: 467 personas (37% del total)</w:t>
       </w:r>
     </w:p>
     <w:p>
@@ -1480,7 +1480,7 @@
         </w:numPr>
       </w:pPr>
       <w:r>
-        <w:t xml:space="preserve">Solo vehículo: 31 miembros (9% del total)</w:t>
+        <w:t xml:space="preserve">Solo carro: 88 personas (7% del total)</w:t>
       </w:r>
     </w:p>
     <w:p>
@@ -1491,18 +1491,18 @@
         </w:numPr>
       </w:pPr>
       <w:r>
-        <w:t xml:space="preserve">vehículo y hogar: 41 miembros (12% del total)</w:t>
-      </w:r>
-    </w:p>
-    <w:p>
-      <w:pPr>
-        <w:numPr>
-          <w:ilvl w:val="0"/>
-          <w:numId w:val="1000"/>
-        </w:numPr>
-      </w:pPr>
-      <w:r>
-        <w:t xml:space="preserve">La suma de todas estas categorías es 343 miembros, que coincide con nuestro total calculado de 343 miembros.</w:t>
+        <w:t xml:space="preserve">carro y domicilio: 240 personas (19% del total)</w:t>
+      </w:r>
+    </w:p>
+    <w:p>
+      <w:pPr>
+        <w:numPr>
+          <w:ilvl w:val="0"/>
+          <w:numId w:val="1000"/>
+        </w:numPr>
+      </w:pPr>
+      <w:r>
+        <w:t xml:space="preserve">La suma de todas estas categorías es 1263 personas, que coincide con nuestro total calculado de 1263 personas.</w:t>
       </w:r>
     </w:p>
     <w:p>
@@ -1527,7 +1527,7 @@
         </w:numPr>
       </w:pPr>
       <w:r>
-        <w:t xml:space="preserve">Por lo tanto, 72 miembros de la organización poseen solo piso.</w:t>
+        <w:t xml:space="preserve">Por lo tanto, 227 personas de la grupo empresarial poseen solo flat.</w:t>
       </w:r>
     </w:p>
     <w:p>
@@ -1538,18 +1538,18 @@
         </w:numPr>
       </w:pPr>
       <w:r>
+        <w:t xml:space="preserve">Falso</w:t>
+      </w:r>
+    </w:p>
+    <w:p>
+      <w:pPr>
+        <w:numPr>
+          <w:ilvl w:val="1"/>
+          <w:numId w:val="1013"/>
+        </w:numPr>
+      </w:pPr>
+      <w:r>
         <w:t xml:space="preserve">Verdadero</w:t>
-      </w:r>
-    </w:p>
-    <w:p>
-      <w:pPr>
-        <w:numPr>
-          <w:ilvl w:val="1"/>
-          <w:numId w:val="1013"/>
-        </w:numPr>
-      </w:pPr>
-      <w:r>
-        <w:t xml:space="preserve">Falso</w:t>
       </w:r>
     </w:p>
     <w:p>
@@ -1592,7 +1592,7 @@
         <w:br/>
       </w:r>
       <w:r>
-        <w:t xml:space="preserve">Se realizó un(a) encuesta a un grupo de colaboradores de un(a) sociedad sobre el tipo de patrimonios que poseen. Los datos se presentan en la gráfica.</w:t>
+        <w:t xml:space="preserve">Se realizó un(a) sondeo a un grupo de empleados de un(a) firma sobre el tipo de propiedades que poseen. Los resultados se presentan en la gráfica.</w:t>
       </w:r>
     </w:p>
     <w:p>
@@ -1605,7 +1605,7 @@
       <w:r>
         <w:drawing>
           <wp:inline>
-            <wp:extent cx="3733800" cy="3516937"/>
+            <wp:extent cx="3733800" cy="3155686"/>
             <wp:effectExtent b="0" l="0" r="0" t="0"/>
             <wp:docPr descr="image" title="" id="45" name="Picture"/>
             <a:graphic>
@@ -1626,7 +1626,7 @@
                   <pic:spPr bwMode="auto">
                     <a:xfrm>
                       <a:off x="0" y="0"/>
-                      <a:ext cx="3733800" cy="3516937"/>
+                      <a:ext cx="3733800" cy="3155686"/>
                     </a:xfrm>
                     <a:prstGeom prst="rect">
                       <a:avLst/>
@@ -1653,7 +1653,7 @@
         </w:numPr>
       </w:pPr>
       <w:r>
-        <w:t xml:space="preserve">Si 168 colaboradores de la sociedad poseen automóvil y condominio, ¿cuántas personas poseen solo condominio?</w:t>
+        <w:t xml:space="preserve">Si 145 empleados de la firma poseen vehículo y flat, ¿cuántas personas poseen solo flat?</w:t>
       </w:r>
     </w:p>
     <w:p>
@@ -1664,7 +1664,7 @@
         </w:numPr>
       </w:pPr>
       <w:r>
-        <w:t xml:space="preserve">168</w:t>
+        <w:t xml:space="preserve">144</w:t>
       </w:r>
     </w:p>
     <w:p>
@@ -1675,7 +1675,7 @@
         </w:numPr>
       </w:pPr>
       <w:r>
-        <w:t xml:space="preserve">42</w:t>
+        <w:t xml:space="preserve">36</w:t>
       </w:r>
     </w:p>
     <w:p>
@@ -1686,7 +1686,7 @@
         </w:numPr>
       </w:pPr>
       <w:r>
-        <w:t xml:space="preserve">159</w:t>
+        <w:t xml:space="preserve">145</w:t>
       </w:r>
     </w:p>
     <w:p>
@@ -1697,7 +1697,7 @@
         </w:numPr>
       </w:pPr>
       <w:r>
-        <w:t xml:space="preserve">90</w:t>
+        <w:t xml:space="preserve">78</w:t>
       </w:r>
     </w:p>
     <w:p>
@@ -1743,7 +1743,7 @@
         </w:numPr>
       </w:pPr>
       <w:r>
-        <w:t xml:space="preserve">Sabemos que 168 colaboradores poseen automóvil y condominio.</w:t>
+        <w:t xml:space="preserve">Sabemos que 145 empleados poseen vehículo y flat.</w:t>
       </w:r>
     </w:p>
     <w:p>
@@ -1754,7 +1754,7 @@
         </w:numPr>
       </w:pPr>
       <w:r>
-        <w:t xml:space="preserve">Según el gráfico circular, este grupo representa el 28% del total.</w:t>
+        <w:t xml:space="preserve">Según el gráfico circular, este grupo representa el 33% del total.</w:t>
       </w:r>
     </w:p>
     <w:p>
@@ -1765,7 +1765,7 @@
         </w:numPr>
       </w:pPr>
       <w:r>
-        <w:t xml:space="preserve">También observamos en el gráfico que las personas que poseen solo condominio representan el 15% del total.</w:t>
+        <w:t xml:space="preserve">También observamos en el gráfico que las personas que poseen solo flat representan el 18% del total.</w:t>
       </w:r>
     </w:p>
     <w:p>
@@ -1790,24 +1790,24 @@
         </w:numPr>
       </w:pPr>
       <w:r>
-        <w:t xml:space="preserve">Para encontrar el total de colaboradores en la sociedad, utilizamos la siguiente relación de proporcionalidad:</w:t>
-      </w:r>
-    </w:p>
-    <w:p>
-      <w:pPr>
-        <w:numPr>
-          <w:ilvl w:val="0"/>
-          <w:numId w:val="1000"/>
-        </w:numPr>
-      </w:pPr>
-      <w:r>
-        <w:t xml:space="preserve">Si 28% del total = 168 colaboradores</w:t>
+        <w:t xml:space="preserve">Para encontrar el total de empleados en la firma, utilizamos la siguiente relación de proporcionalidad:</w:t>
+      </w:r>
+    </w:p>
+    <w:p>
+      <w:pPr>
+        <w:numPr>
+          <w:ilvl w:val="0"/>
+          <w:numId w:val="1000"/>
+        </w:numPr>
+      </w:pPr>
+      <w:r>
+        <w:t xml:space="preserve">Si 33% del total = 145 empleados</w:t>
       </w:r>
       <w:r>
         <w:t xml:space="preserve"> </w:t>
       </w:r>
       <w:r>
-        <w:t xml:space="preserve">Entonces 100% del total = X colaboradores</w:t>
+        <w:t xml:space="preserve">Entonces 100% del total = X empleados</w:t>
       </w:r>
     </w:p>
     <w:p>
@@ -1824,30 +1824,30 @@
         <w:t xml:space="preserve"> </w:t>
       </w:r>
       <w:r>
-        <w:t xml:space="preserve">* X = (168 × 100%) ÷ 28%</w:t>
+        <w:t xml:space="preserve">* X = (145 × 100%) ÷ 33%</w:t>
       </w:r>
       <w:r>
         <w:t xml:space="preserve"> </w:t>
       </w:r>
       <w:r>
-        <w:t xml:space="preserve">* X = 16800 ÷ 28</w:t>
+        <w:t xml:space="preserve">* X = 14500 ÷ 33</w:t>
       </w:r>
       <w:r>
         <w:t xml:space="preserve"> </w:t>
       </w:r>
       <w:r>
-        <w:t xml:space="preserve">* X = 600 colaboradores</w:t>
-      </w:r>
-    </w:p>
-    <w:p>
-      <w:pPr>
-        <w:numPr>
-          <w:ilvl w:val="0"/>
-          <w:numId w:val="1000"/>
-        </w:numPr>
-      </w:pPr>
-      <w:r>
-        <w:t xml:space="preserve">Por lo tanto, el total de colaboradores en la sociedad es 600.</w:t>
+        <w:t xml:space="preserve">* X = 436 empleados</w:t>
+      </w:r>
+    </w:p>
+    <w:p>
+      <w:pPr>
+        <w:numPr>
+          <w:ilvl w:val="0"/>
+          <w:numId w:val="1000"/>
+        </w:numPr>
+      </w:pPr>
+      <w:r>
+        <w:t xml:space="preserve">Por lo tanto, el total de empleados en la firma es 436.</w:t>
       </w:r>
     </w:p>
     <w:p>
@@ -1858,9 +1858,9 @@
           <w:numId w:val="1000"/>
         </w:numPr>
       </w:pPr>
-      <w:bookmarkStart w:id="49" w:name="X7d7b0834129c931abb8f94fe6fd14cd310fb9ec"/>
-      <w:r>
-        <w:t xml:space="preserve">Paso 3: Calcular el número de personas que poseen solo condominio</w:t>
+      <w:bookmarkStart w:id="49" w:name="Xd5f2bd8866c50aa00ed540ec1dad5f7b0a4c47c"/>
+      <w:r>
+        <w:t xml:space="preserve">Paso 3: Calcular el número de personas que poseen solo flat</w:t>
       </w:r>
       <w:bookmarkEnd w:id="49"/>
     </w:p>
@@ -1872,24 +1872,24 @@
         </w:numPr>
       </w:pPr>
       <w:r>
-        <w:t xml:space="preserve">Una vez conocido el total, podemos calcular cuántas personas poseen solo condominio utilizando el porcentaje correspondiente del gráfico circular:</w:t>
-      </w:r>
-    </w:p>
-    <w:p>
-      <w:pPr>
-        <w:numPr>
-          <w:ilvl w:val="0"/>
-          <w:numId w:val="1000"/>
-        </w:numPr>
-      </w:pPr>
-      <w:r>
-        <w:t xml:space="preserve">Si 100% del total = 600 colaboradores</w:t>
+        <w:t xml:space="preserve">Una vez conocido el total, podemos calcular cuántas personas poseen solo flat utilizando el porcentaje correspondiente del gráfico circular:</w:t>
+      </w:r>
+    </w:p>
+    <w:p>
+      <w:pPr>
+        <w:numPr>
+          <w:ilvl w:val="0"/>
+          <w:numId w:val="1000"/>
+        </w:numPr>
+      </w:pPr>
+      <w:r>
+        <w:t xml:space="preserve">Si 100% del total = 436 empleados</w:t>
       </w:r>
       <w:r>
         <w:t xml:space="preserve"> </w:t>
       </w:r>
       <w:r>
-        <w:t xml:space="preserve">Entonces 15% del total = Y colaboradores</w:t>
+        <w:t xml:space="preserve">Entonces 18% del total = Y empleados</w:t>
       </w:r>
     </w:p>
     <w:p>
@@ -1906,25 +1906,25 @@
         <w:t xml:space="preserve"> </w:t>
       </w:r>
       <w:r>
-        <w:t xml:space="preserve">* Y = (15% × 600) ÷ 100%</w:t>
+        <w:t xml:space="preserve">* Y = (18% × 436) ÷ 100%</w:t>
       </w:r>
       <w:r>
         <w:t xml:space="preserve"> </w:t>
       </w:r>
       <w:r>
-        <w:t xml:space="preserve">* Y = (15 × 600) ÷ 100</w:t>
+        <w:t xml:space="preserve">* Y = (18 × 436) ÷ 100</w:t>
       </w:r>
       <w:r>
         <w:t xml:space="preserve"> </w:t>
       </w:r>
       <w:r>
-        <w:t xml:space="preserve">* Y = 90</w:t>
+        <w:t xml:space="preserve">* Y = 78.48</w:t>
       </w:r>
       <w:r>
         <w:t xml:space="preserve"> </w:t>
       </w:r>
       <w:r>
-        <w:t xml:space="preserve">* Y = 90 colaboradores</w:t>
+        <w:t xml:space="preserve">* Y = 78 empleados</w:t>
       </w:r>
     </w:p>
     <w:p>
@@ -1960,7 +1960,7 @@
         </w:numPr>
       </w:pPr>
       <w:r>
-        <w:t xml:space="preserve">automóvil y condominio: 168 colaboradores (28% del total)</w:t>
+        <w:t xml:space="preserve">vehículo y flat: 145 empleados (33% del total)</w:t>
       </w:r>
     </w:p>
     <w:p>
@@ -1971,7 +1971,7 @@
         </w:numPr>
       </w:pPr>
       <w:r>
-        <w:t xml:space="preserve">Solo condominio: 90 colaboradores (15% del total)</w:t>
+        <w:t xml:space="preserve">Solo flat: 78 empleados (18% del total)</w:t>
       </w:r>
     </w:p>
     <w:p>
@@ -1982,7 +1982,7 @@
         </w:numPr>
       </w:pPr>
       <w:r>
-        <w:t xml:space="preserve">Solo domicilio: 204 colaboradores (34% del total)</w:t>
+        <w:t xml:space="preserve">Solo hogar: 122 empleados (28% del total)</w:t>
       </w:r>
     </w:p>
     <w:p>
@@ -1993,7 +1993,7 @@
         </w:numPr>
       </w:pPr>
       <w:r>
-        <w:t xml:space="preserve">Solo automóvil: 48 colaboradores (8% del total)</w:t>
+        <w:t xml:space="preserve">Solo vehículo: 26 empleados (6% del total)</w:t>
       </w:r>
     </w:p>
     <w:p>
@@ -2004,18 +2004,18 @@
         </w:numPr>
       </w:pPr>
       <w:r>
-        <w:t xml:space="preserve">automóvil y domicilio: 90 colaboradores (15% del total)</w:t>
-      </w:r>
-    </w:p>
-    <w:p>
-      <w:pPr>
-        <w:numPr>
-          <w:ilvl w:val="0"/>
-          <w:numId w:val="1000"/>
-        </w:numPr>
-      </w:pPr>
-      <w:r>
-        <w:t xml:space="preserve">La suma de todas estas categorías es 600 colaboradores, que coincide con nuestro total calculado de 600 colaboradores.</w:t>
+        <w:t xml:space="preserve">vehículo y hogar: 65 empleados (15% del total)</w:t>
+      </w:r>
+    </w:p>
+    <w:p>
+      <w:pPr>
+        <w:numPr>
+          <w:ilvl w:val="0"/>
+          <w:numId w:val="1000"/>
+        </w:numPr>
+      </w:pPr>
+      <w:r>
+        <w:t xml:space="preserve">La suma de todas estas categorías es 436 empleados, que coincide con nuestro total calculado de 436 empleados.</w:t>
       </w:r>
     </w:p>
     <w:p>
@@ -2040,7 +2040,7 @@
         </w:numPr>
       </w:pPr>
       <w:r>
-        <w:t xml:space="preserve">Por lo tanto, 90 colaboradores de la sociedad poseen solo condominio.</w:t>
+        <w:t xml:space="preserve">Por lo tanto, 78 empleados de la firma poseen solo flat.</w:t>
       </w:r>
     </w:p>
     <w:p>
@@ -2105,7 +2105,7 @@
         <w:br/>
       </w:r>
       <w:r>
-        <w:t xml:space="preserve">Se realizó un(a) sondeo a un grupo de empleados de un(a) sociedad sobre el tipo de bienes que poseen. Los estadísticas se presentan en la gráfica.</w:t>
+        <w:t xml:space="preserve">Se realizó un(a) encuesta a un grupo de personas de un(a) corporación sobre el tipo de activos que poseen. Los datos se presentan en la gráfica.</w:t>
       </w:r>
     </w:p>
     <w:p>
@@ -2118,7 +2118,7 @@
       <w:r>
         <w:drawing>
           <wp:inline>
-            <wp:extent cx="3733800" cy="3516937"/>
+            <wp:extent cx="3733800" cy="2979319"/>
             <wp:effectExtent b="0" l="0" r="0" t="0"/>
             <wp:docPr descr="image" title="" id="53" name="Picture"/>
             <a:graphic>
@@ -2139,7 +2139,7 @@
                   <pic:spPr bwMode="auto">
                     <a:xfrm>
                       <a:off x="0" y="0"/>
-                      <a:ext cx="3733800" cy="3516937"/>
+                      <a:ext cx="3733800" cy="2979319"/>
                     </a:xfrm>
                     <a:prstGeom prst="rect">
                       <a:avLst/>
@@ -2166,7 +2166,7 @@
         </w:numPr>
       </w:pPr>
       <w:r>
-        <w:t xml:space="preserve">Si 120 empleados de la sociedad poseen carro y departamento, ¿cuántas personas poseen solo departamento?</w:t>
+        <w:t xml:space="preserve">Si 216 personas de la corporación poseen auto y condominio, ¿cuántas personas poseen solo condominio?</w:t>
       </w:r>
     </w:p>
     <w:p>
@@ -2177,7 +2177,7 @@
         </w:numPr>
       </w:pPr>
       <w:r>
-        <w:t xml:space="preserve">30</w:t>
+        <w:t xml:space="preserve">216</w:t>
       </w:r>
     </w:p>
     <w:p>
@@ -2188,7 +2188,7 @@
         </w:numPr>
       </w:pPr>
       <w:r>
-        <w:t xml:space="preserve">120</w:t>
+        <w:t xml:space="preserve">210</w:t>
       </w:r>
     </w:p>
     <w:p>
@@ -2199,7 +2199,7 @@
         </w:numPr>
       </w:pPr>
       <w:r>
-        <w:t xml:space="preserve">112</w:t>
+        <w:t xml:space="preserve">54</w:t>
       </w:r>
     </w:p>
     <w:p>
@@ -2210,7 +2210,7 @@
         </w:numPr>
       </w:pPr>
       <w:r>
-        <w:t xml:space="preserve">80</w:t>
+        <w:t xml:space="preserve">128</w:t>
       </w:r>
     </w:p>
     <w:p>
@@ -2256,7 +2256,7 @@
         </w:numPr>
       </w:pPr>
       <w:r>
-        <w:t xml:space="preserve">Sabemos que 120 empleados poseen carro y departamento.</w:t>
+        <w:t xml:space="preserve">Sabemos que 216 personas poseen auto y condominio.</w:t>
       </w:r>
     </w:p>
     <w:p>
@@ -2267,7 +2267,7 @@
         </w:numPr>
       </w:pPr>
       <w:r>
-        <w:t xml:space="preserve">Según el gráfico circular, este grupo representa el 24% del total.</w:t>
+        <w:t xml:space="preserve">Según el gráfico circular, este grupo representa el 27% del total.</w:t>
       </w:r>
     </w:p>
     <w:p>
@@ -2278,7 +2278,7 @@
         </w:numPr>
       </w:pPr>
       <w:r>
-        <w:t xml:space="preserve">También observamos en el gráfico que las personas que poseen solo departamento representan el 16% del total.</w:t>
+        <w:t xml:space="preserve">También observamos en el gráfico que las personas que poseen solo condominio representan el 16% del total.</w:t>
       </w:r>
     </w:p>
     <w:p>
@@ -2303,24 +2303,24 @@
         </w:numPr>
       </w:pPr>
       <w:r>
-        <w:t xml:space="preserve">Para encontrar el total de empleados en la sociedad, utilizamos la siguiente relación de proporcionalidad:</w:t>
-      </w:r>
-    </w:p>
-    <w:p>
-      <w:pPr>
-        <w:numPr>
-          <w:ilvl w:val="0"/>
-          <w:numId w:val="1000"/>
-        </w:numPr>
-      </w:pPr>
-      <w:r>
-        <w:t xml:space="preserve">Si 24% del total = 120 empleados</w:t>
+        <w:t xml:space="preserve">Para encontrar el total de personas en la corporación, utilizamos la siguiente relación de proporcionalidad:</w:t>
+      </w:r>
+    </w:p>
+    <w:p>
+      <w:pPr>
+        <w:numPr>
+          <w:ilvl w:val="0"/>
+          <w:numId w:val="1000"/>
+        </w:numPr>
+      </w:pPr>
+      <w:r>
+        <w:t xml:space="preserve">Si 27% del total = 216 personas</w:t>
       </w:r>
       <w:r>
         <w:t xml:space="preserve"> </w:t>
       </w:r>
       <w:r>
-        <w:t xml:space="preserve">Entonces 100% del total = X empleados</w:t>
+        <w:t xml:space="preserve">Entonces 100% del total = X personas</w:t>
       </w:r>
     </w:p>
     <w:p>
@@ -2337,30 +2337,30 @@
         <w:t xml:space="preserve"> </w:t>
       </w:r>
       <w:r>
-        <w:t xml:space="preserve">* X = (120 × 100%) ÷ 24%</w:t>
+        <w:t xml:space="preserve">* X = (216 × 100%) ÷ 27%</w:t>
       </w:r>
       <w:r>
         <w:t xml:space="preserve"> </w:t>
       </w:r>
       <w:r>
-        <w:t xml:space="preserve">* X = 12000 ÷ 24</w:t>
+        <w:t xml:space="preserve">* X = 21600 ÷ 27</w:t>
       </w:r>
       <w:r>
         <w:t xml:space="preserve"> </w:t>
       </w:r>
       <w:r>
-        <w:t xml:space="preserve">* X = 500 empleados</w:t>
-      </w:r>
-    </w:p>
-    <w:p>
-      <w:pPr>
-        <w:numPr>
-          <w:ilvl w:val="0"/>
-          <w:numId w:val="1000"/>
-        </w:numPr>
-      </w:pPr>
-      <w:r>
-        <w:t xml:space="preserve">Por lo tanto, el total de empleados en la sociedad es 500.</w:t>
+        <w:t xml:space="preserve">* X = 800 personas</w:t>
+      </w:r>
+    </w:p>
+    <w:p>
+      <w:pPr>
+        <w:numPr>
+          <w:ilvl w:val="0"/>
+          <w:numId w:val="1000"/>
+        </w:numPr>
+      </w:pPr>
+      <w:r>
+        <w:t xml:space="preserve">Por lo tanto, el total de personas en la corporación es 800.</w:t>
       </w:r>
     </w:p>
     <w:p>
@@ -2371,9 +2371,9 @@
           <w:numId w:val="1000"/>
         </w:numPr>
       </w:pPr>
-      <w:bookmarkStart w:id="57" w:name="Xe812ccb4b3a9a6cdc7d72871fc5b190a65a43e3"/>
-      <w:r>
-        <w:t xml:space="preserve">Paso 3: Calcular el número de personas que poseen solo departamento</w:t>
+      <w:bookmarkStart w:id="57" w:name="X7d7b0834129c931abb8f94fe6fd14cd310fb9ec"/>
+      <w:r>
+        <w:t xml:space="preserve">Paso 3: Calcular el número de personas que poseen solo condominio</w:t>
       </w:r>
       <w:bookmarkEnd w:id="57"/>
     </w:p>
@@ -2385,24 +2385,24 @@
         </w:numPr>
       </w:pPr>
       <w:r>
-        <w:t xml:space="preserve">Una vez conocido el total, podemos calcular cuántas personas poseen solo departamento utilizando el porcentaje correspondiente del gráfico circular:</w:t>
-      </w:r>
-    </w:p>
-    <w:p>
-      <w:pPr>
-        <w:numPr>
-          <w:ilvl w:val="0"/>
-          <w:numId w:val="1000"/>
-        </w:numPr>
-      </w:pPr>
-      <w:r>
-        <w:t xml:space="preserve">Si 100% del total = 500 empleados</w:t>
+        <w:t xml:space="preserve">Una vez conocido el total, podemos calcular cuántas personas poseen solo condominio utilizando el porcentaje correspondiente del gráfico circular:</w:t>
+      </w:r>
+    </w:p>
+    <w:p>
+      <w:pPr>
+        <w:numPr>
+          <w:ilvl w:val="0"/>
+          <w:numId w:val="1000"/>
+        </w:numPr>
+      </w:pPr>
+      <w:r>
+        <w:t xml:space="preserve">Si 100% del total = 800 personas</w:t>
       </w:r>
       <w:r>
         <w:t xml:space="preserve"> </w:t>
       </w:r>
       <w:r>
-        <w:t xml:space="preserve">Entonces 16% del total = Y empleados</w:t>
+        <w:t xml:space="preserve">Entonces 16% del total = Y personas</w:t>
       </w:r>
     </w:p>
     <w:p>
@@ -2419,25 +2419,25 @@
         <w:t xml:space="preserve"> </w:t>
       </w:r>
       <w:r>
-        <w:t xml:space="preserve">* Y = (16% × 500) ÷ 100%</w:t>
+        <w:t xml:space="preserve">* Y = (16% × 800) ÷ 100%</w:t>
       </w:r>
       <w:r>
         <w:t xml:space="preserve"> </w:t>
       </w:r>
       <w:r>
-        <w:t xml:space="preserve">* Y = (16 × 500) ÷ 100</w:t>
+        <w:t xml:space="preserve">* Y = (16 × 800) ÷ 100</w:t>
       </w:r>
       <w:r>
         <w:t xml:space="preserve"> </w:t>
       </w:r>
       <w:r>
-        <w:t xml:space="preserve">* Y = 80</w:t>
+        <w:t xml:space="preserve">* Y = 128</w:t>
       </w:r>
       <w:r>
         <w:t xml:space="preserve"> </w:t>
       </w:r>
       <w:r>
-        <w:t xml:space="preserve">* Y = 80 empleados</w:t>
+        <w:t xml:space="preserve">* Y = 128 personas</w:t>
       </w:r>
     </w:p>
     <w:p>
@@ -2473,7 +2473,7 @@
         </w:numPr>
       </w:pPr>
       <w:r>
-        <w:t xml:space="preserve">carro y departamento: 120 empleados (24% del total)</w:t>
+        <w:t xml:space="preserve">auto y condominio: 216 personas (27% del total)</w:t>
       </w:r>
     </w:p>
     <w:p>
@@ -2484,7 +2484,7 @@
         </w:numPr>
       </w:pPr>
       <w:r>
-        <w:t xml:space="preserve">Solo departamento: 80 empleados (16% del total)</w:t>
+        <w:t xml:space="preserve">Solo condominio: 128 personas (16% del total)</w:t>
       </w:r>
     </w:p>
     <w:p>
@@ -2495,7 +2495,7 @@
         </w:numPr>
       </w:pPr>
       <w:r>
-        <w:t xml:space="preserve">Solo residencia: 180 empleados (36% del total)</w:t>
+        <w:t xml:space="preserve">Solo residencia: 304 personas (38% del total)</w:t>
       </w:r>
     </w:p>
     <w:p>
@@ -2506,7 +2506,7 @@
         </w:numPr>
       </w:pPr>
       <w:r>
-        <w:t xml:space="preserve">Solo carro: 25 empleados (5% del total)</w:t>
+        <w:t xml:space="preserve">Solo auto: 48 personas (6% del total)</w:t>
       </w:r>
     </w:p>
     <w:p>
@@ -2517,18 +2517,18 @@
         </w:numPr>
       </w:pPr>
       <w:r>
-        <w:t xml:space="preserve">carro y residencia: 95 empleados (19% del total)</w:t>
-      </w:r>
-    </w:p>
-    <w:p>
-      <w:pPr>
-        <w:numPr>
-          <w:ilvl w:val="0"/>
-          <w:numId w:val="1000"/>
-        </w:numPr>
-      </w:pPr>
-      <w:r>
-        <w:t xml:space="preserve">La suma de todas estas categorías es 500 empleados, que coincide con nuestro total calculado de 500 empleados.</w:t>
+        <w:t xml:space="preserve">auto y residencia: 104 personas (13% del total)</w:t>
+      </w:r>
+    </w:p>
+    <w:p>
+      <w:pPr>
+        <w:numPr>
+          <w:ilvl w:val="0"/>
+          <w:numId w:val="1000"/>
+        </w:numPr>
+      </w:pPr>
+      <w:r>
+        <w:t xml:space="preserve">La suma de todas estas categorías es 800 personas, que coincide con nuestro total calculado de 800 personas.</w:t>
       </w:r>
     </w:p>
     <w:p>
@@ -2553,7 +2553,7 @@
         </w:numPr>
       </w:pPr>
       <w:r>
-        <w:t xml:space="preserve">Por lo tanto, 80 empleados de la sociedad poseen solo departamento.</w:t>
+        <w:t xml:space="preserve">Por lo tanto, 128 personas de la corporación poseen solo condominio.</w:t>
       </w:r>
     </w:p>
     <w:p>
